--- a/kalkulator-nk38/przyklady/Oferta_ul_Kwiatowa_24_Piastow_NKPXLH.docx
+++ b/kalkulator-nk38/przyklady/Oferta_ul_Kwiatowa_24_Piastow_NKPXLH.docx
@@ -12,7 +12,7 @@
           <w:szCs w:val="16"/>
           <w:rFonts w:ascii="Verdana" w:cs="Verdana" w:eastAsia="Verdana" w:hAnsi="Verdana"/>
         </w:rPr>
-        <w:t xml:space="preserve">Kraków, dnia 21.10.2026r.</w:t>
+        <w:t xml:space="preserve">Kraków, dnia 22.10.2026r.</w:t>
       </w:r>
     </w:p>
     <w:p>
@@ -689,7 +689,7 @@
           <w:szCs w:val="16"/>
           <w:rFonts w:ascii="Verdana" w:cs="Verdana" w:eastAsia="Verdana" w:hAnsi="Verdana"/>
         </w:rPr>
-        <w:t xml:space="preserve">NKPXL</w:t>
+        <w:t xml:space="preserve">NKPXLH</w:t>
       </w:r>
       <w:r>
         <w:rPr>

--- a/kalkulator-nk38/przyklady/Oferta_ul_Kwiatowa_24_Piastow_NKPXLH.docx
+++ b/kalkulator-nk38/przyklady/Oferta_ul_Kwiatowa_24_Piastow_NKPXLH.docx
@@ -12,7 +12,7 @@
           <w:szCs w:val="16"/>
           <w:rFonts w:ascii="Verdana" w:cs="Verdana" w:eastAsia="Verdana" w:hAnsi="Verdana"/>
         </w:rPr>
-        <w:t xml:space="preserve">Kraków, dnia 22.10.2026r.</w:t>
+        <w:t xml:space="preserve">Kraków, dnia 23.10.2026r.</w:t>
       </w:r>
     </w:p>
     <w:p>

--- a/kalkulator-nk38/przyklady/Oferta_ul_Kwiatowa_24_Piastow_NKPXLH.docx
+++ b/kalkulator-nk38/przyklady/Oferta_ul_Kwiatowa_24_Piastow_NKPXLH.docx
@@ -12,7 +12,7 @@
           <w:szCs w:val="16"/>
           <w:rFonts w:ascii="Verdana" w:cs="Verdana" w:eastAsia="Verdana" w:hAnsi="Verdana"/>
         </w:rPr>
-        <w:t xml:space="preserve">Kraków, dnia 23.10.2026r.</w:t>
+        <w:t xml:space="preserve">Kraków, dnia 27.10.2026r.</w:t>
       </w:r>
     </w:p>
     <w:p>

--- a/kalkulator-nk38/przyklady/Oferta_ul_Kwiatowa_24_Piastow_NKPXLH.docx
+++ b/kalkulator-nk38/przyklady/Oferta_ul_Kwiatowa_24_Piastow_NKPXLH.docx
@@ -875,7 +875,7 @@
           <w:szCs w:val="16"/>
           <w:rFonts w:ascii="Verdana" w:cs="Verdana" w:eastAsia="Verdana" w:hAnsi="Verdana"/>
         </w:rPr>
-        <w:t xml:space="preserve">377.800,00 zł</w:t>
+        <w:t xml:space="preserve">378.900,00 zł</w:t>
       </w:r>
     </w:p>
     <w:p>
@@ -925,7 +925,7 @@
           <w:szCs w:val="16"/>
           <w:rFonts w:ascii="Verdana" w:cs="Verdana" w:eastAsia="Verdana" w:hAnsi="Verdana"/>
         </w:rPr>
-        <w:t xml:space="preserve">73.500,00 zł</w:t>
+        <w:t xml:space="preserve">73.800,00 zł</w:t>
       </w:r>
     </w:p>
     <w:p>

--- a/kalkulator-nk38/przyklady/Oferta_ul_Kwiatowa_24_Piastow_NKPXLH.docx
+++ b/kalkulator-nk38/przyklady/Oferta_ul_Kwiatowa_24_Piastow_NKPXLH.docx
@@ -12,7 +12,7 @@
           <w:szCs w:val="16"/>
           <w:rFonts w:ascii="Verdana" w:cs="Verdana" w:eastAsia="Verdana" w:hAnsi="Verdana"/>
         </w:rPr>
-        <w:t xml:space="preserve">Kraków, dnia 27.10.2026r.</w:t>
+        <w:t xml:space="preserve">Kraków, dnia 30.10.2026r.</w:t>
       </w:r>
     </w:p>
     <w:p>
@@ -753,67 +753,6 @@
     </w:p>
     <w:p>
       <w:pPr>
-        <w:spacing w:before="120" w:after="0" w:line="240"/>
-        <w:ind w:left="284"/>
-        <w:jc w:val="both"/>
-      </w:pPr>
-      <w:r>
-        <w:rPr>
-          <w:b/>
-          <w:bCs/>
-          <w:color w:val="3366CC"/>
-          <w:sz w:val="16"/>
-          <w:szCs w:val="16"/>
-          <w:rFonts w:ascii="Verdana" w:cs="Verdana" w:eastAsia="Verdana" w:hAnsi="Verdana"/>
-        </w:rPr>
-        <w:t xml:space="preserve">Opcja 1:</w:t>
-      </w:r>
-    </w:p>
-    <w:p>
-      <w:pPr>
-        <w:spacing w:after="0" w:line="240"/>
-        <w:ind w:left="284"/>
-        <w:jc w:val="both"/>
-      </w:pPr>
-      <w:r>
-        <w:rPr>
-          <w:i/>
-          <w:iCs/>
-          <w:sz w:val="16"/>
-          <w:szCs w:val="16"/>
-          <w:rFonts w:ascii="Verdana" w:cs="Verdana" w:eastAsia="Verdana" w:hAnsi="Verdana"/>
-        </w:rPr>
-        <w:t xml:space="preserve">Obciążenie platformy:</w:t>
-      </w:r>
-      <w:r>
-        <w:rPr>
-          <w:sz w:val="16"/>
-          <w:szCs w:val="16"/>
-          <w:rFonts w:ascii="Verdana" w:cs="Verdana" w:eastAsia="Verdana" w:hAnsi="Verdana"/>
-        </w:rPr>
-        <w:t xml:space="preserve"> </w:t>
-      </w:r>
-      <w:r>
-        <w:rPr>
-          <w:b/>
-          <w:bCs/>
-          <w:sz w:val="16"/>
-          <w:szCs w:val="16"/>
-          <w:rFonts w:ascii="Verdana" w:cs="Verdana" w:eastAsia="Verdana" w:hAnsi="Verdana"/>
-        </w:rPr>
-        <w:t xml:space="preserve">2.500</w:t>
-      </w:r>
-      <w:r>
-        <w:rPr>
-          <w:sz w:val="16"/>
-          <w:szCs w:val="16"/>
-          <w:rFonts w:ascii="Verdana" w:cs="Verdana" w:eastAsia="Verdana" w:hAnsi="Verdana"/>
-        </w:rPr>
-        <w:t xml:space="preserve">kg/miejsce.</w:t>
-      </w:r>
-    </w:p>
-    <w:p>
-      <w:pPr>
         <w:tabs>
           <w:tab w:val="left" w:pos="284"/>
           <w:tab w:val="right" w:pos="9638"/>
@@ -893,39 +832,6 @@
           <w:rFonts w:ascii="Verdana" w:cs="Verdana" w:eastAsia="Verdana" w:hAnsi="Verdana"/>
         </w:rPr>
         <w:t xml:space="preserve">Warunki płatności:</w:t>
-      </w:r>
-      <w:r>
-        <w:tab/>
-      </w:r>
-      <w:r>
-        <w:rPr>
-          <w:b/>
-          <w:bCs/>
-          <w:color w:val="3366CC"/>
-          <w:sz w:val="16"/>
-          <w:szCs w:val="16"/>
-          <w:rFonts w:ascii="Verdana" w:cs="Verdana" w:eastAsia="Verdana" w:hAnsi="Verdana"/>
-        </w:rPr>
-        <w:t xml:space="preserve">Opcja 1:</w:t>
-      </w:r>
-      <w:r>
-        <w:rPr>
-          <w:sz w:val="16"/>
-          <w:szCs w:val="16"/>
-          <w:rFonts w:ascii="Verdana" w:cs="Verdana" w:eastAsia="Verdana" w:hAnsi="Verdana"/>
-        </w:rPr>
-        <w:t xml:space="preserve"> </w:t>
-      </w:r>
-      <w:r>
-        <w:rPr>
-          <w:b/>
-          <w:bCs/>
-          <w:u w:val="single"/>
-          <w:sz w:val="16"/>
-          <w:szCs w:val="16"/>
-          <w:rFonts w:ascii="Verdana" w:cs="Verdana" w:eastAsia="Verdana" w:hAnsi="Verdana"/>
-        </w:rPr>
-        <w:t xml:space="preserve">73.800,00 zł</w:t>
       </w:r>
     </w:p>
     <w:p>

--- a/kalkulator-nk38/przyklady/Oferta_ul_Kwiatowa_24_Piastow_NKPXLH.docx
+++ b/kalkulator-nk38/przyklady/Oferta_ul_Kwiatowa_24_Piastow_NKPXLH.docx
@@ -297,6 +297,7 @@
     </w:p>
     <w:p>
       <w:pPr>
+        <w:keepNext/>
         <w:tabs>
           <w:tab w:val="left" w:pos="284"/>
         </w:tabs>
@@ -938,6 +939,7 @@
     </w:p>
     <w:p>
       <w:pPr>
+        <w:keepNext/>
         <w:tabs>
           <w:tab w:val="left" w:pos="284"/>
         </w:tabs>
@@ -1000,6 +1002,7 @@
     </w:p>
     <w:p>
       <w:pPr>
+        <w:keepNext/>
         <w:tabs>
           <w:tab w:val="left" w:pos="284"/>
         </w:tabs>
@@ -1071,6 +1074,7 @@
     </w:p>
     <w:p>
       <w:pPr>
+        <w:keepNext/>
         <w:tabs>
           <w:tab w:val="left" w:pos="284"/>
         </w:tabs>
@@ -1273,6 +1277,7 @@
     </w:p>
     <w:p>
       <w:pPr>
+        <w:keepNext/>
         <w:tabs>
           <w:tab w:val="left" w:pos="284"/>
         </w:tabs>

--- a/kalkulator-nk38/przyklady/Oferta_ul_Kwiatowa_24_Piastow_NKPXLH.docx
+++ b/kalkulator-nk38/przyklady/Oferta_ul_Kwiatowa_24_Piastow_NKPXLH.docx
@@ -280,7 +280,7 @@
           <w:szCs w:val="16"/>
           <w:rFonts w:ascii="Verdana" w:cs="Verdana" w:eastAsia="Verdana" w:hAnsi="Verdana"/>
         </w:rPr>
-        <w:t xml:space="preserve">przedstawiamy naszą ofertę na dostawę i montaż 18 urządzeń służących do zależnego parkowania 36 pojazdów na inwestycję zlokalizowaną przy ul. Kwiatowa 24, Piastów.</w:t>
+        <w:t xml:space="preserve">przedstawiamy naszą ofertę na dostawę i montaż 18 urządzeń służących do zależnego parkowania 36 pojazdów na inwestycję zlokalizowaną przy ul. Kwiatowej 24 w Piastowie.</w:t>
       </w:r>
     </w:p>
     <w:p>
